--- a/lab7/7 лабораторная работа.docx
+++ b/lab7/7 лабораторная работа.docx
@@ -2035,13 +2035,7 @@
           <w:rPr>
             <w:rFonts w:ascii="Cambria Math" w:hAnsi="Cambria Math"/>
           </w:rPr>
-          <m:t>&lt;</m:t>
-        </m:r>
-        <m:r>
-          <w:rPr>
-            <w:rFonts w:ascii="Cambria Math" w:hAnsi="Cambria Math"/>
-          </w:rPr>
-          <m:t>0</m:t>
+          <m:t>&lt;0</m:t>
         </m:r>
       </m:oMath>
       <w:r>
@@ -5363,7 +5357,29 @@
           <w:iCs/>
           <w:lang w:val="en-US"/>
         </w:rPr>
-        <w:t>t=0, Cx=0</w:t>
+        <w:t>t</w:t>
+      </w:r>
+      <w:r>
+        <w:rPr>
+          <w:rFonts w:eastAsiaTheme="minorEastAsia"/>
+          <w:iCs/>
+        </w:rPr>
+        <w:t xml:space="preserve">=0, </w:t>
+      </w:r>
+      <w:r>
+        <w:rPr>
+          <w:rFonts w:eastAsiaTheme="minorEastAsia"/>
+          <w:iCs/>
+          <w:lang w:val="en-US"/>
+        </w:rPr>
+        <w:t>Cx</w:t>
+      </w:r>
+      <w:r>
+        <w:rPr>
+          <w:rFonts w:eastAsiaTheme="minorEastAsia"/>
+          <w:iCs/>
+        </w:rPr>
+        <w:t>=0</w:t>
       </w:r>
       <w:r>
         <w:rPr>
@@ -6124,6 +6140,9 @@
     <w:p>
       <w:pPr>
         <w:jc w:val="center"/>
+        <w:rPr>
+          <w:lang w:val="en-US"/>
+        </w:rPr>
       </w:pPr>
       <w:r>
         <w:t>Код</w:t>
@@ -6158,7 +6177,7 @@
           <w:color w:val="FBF1C7"/>
           <w:sz w:val="20"/>
           <w:szCs w:val="20"/>
-          <w:lang w:eastAsia="ru-RU"/>
+          <w:lang w:val="en-US" w:eastAsia="ru-RU"/>
         </w:rPr>
       </w:pPr>
       <w:r>
@@ -6167,7 +6186,7 @@
           <w:color w:val="FBF1C7"/>
           <w:sz w:val="20"/>
           <w:szCs w:val="20"/>
-          <w:lang w:eastAsia="ru-RU"/>
+          <w:lang w:val="en-US" w:eastAsia="ru-RU"/>
         </w:rPr>
         <w:t>1</w:t>
       </w:r>
@@ -6177,7 +6196,7 @@
           <w:color w:val="FBF1C7"/>
           <w:sz w:val="20"/>
           <w:szCs w:val="20"/>
-          <w:lang w:eastAsia="ru-RU"/>
+          <w:lang w:val="en-US" w:eastAsia="ru-RU"/>
         </w:rPr>
         <w:t>.</w:t>
       </w:r>
@@ -6221,7 +6240,7 @@
           <w:color w:val="FBF1C7"/>
           <w:sz w:val="20"/>
           <w:szCs w:val="20"/>
-          <w:lang w:eastAsia="ru-RU"/>
+          <w:lang w:val="en-US" w:eastAsia="ru-RU"/>
         </w:rPr>
       </w:pPr>
     </w:p>
@@ -13137,7 +13156,6 @@
         <w:rPr>
           <w:b/>
           <w:bCs/>
-          <w:lang w:val="en-US"/>
         </w:rPr>
       </w:pPr>
       <w:r>
@@ -13151,7 +13169,6 @@
         <w:rPr>
           <w:b/>
           <w:bCs/>
-          <w:lang w:val="en-US"/>
         </w:rPr>
         <w:t xml:space="preserve"> </w:t>
       </w:r>
@@ -13166,7 +13183,6 @@
         <w:rPr>
           <w:b/>
           <w:bCs/>
-          <w:lang w:val="en-US"/>
         </w:rPr>
         <w:t>:</w:t>
       </w:r>
@@ -13378,15 +13394,21 @@
               <w:spacing w:line="259" w:lineRule="auto"/>
               <w:ind w:firstLine="0"/>
               <w:jc w:val="left"/>
-              <w:rPr>
-                <w:lang w:val="en-US"/>
-              </w:rPr>
             </w:pPr>
             <w:r>
               <w:rPr>
                 <w:lang w:val="en-US"/>
               </w:rPr>
-              <w:t>t, c</w:t>
+              <w:t>t</w:t>
+            </w:r>
+            <w:r>
+              <w:t xml:space="preserve">, </w:t>
+            </w:r>
+            <w:r>
+              <w:rPr>
+                <w:lang w:val="en-US"/>
+              </w:rPr>
+              <w:t>c</w:t>
             </w:r>
           </w:p>
         </w:tc>
@@ -13404,7 +13426,10 @@
               <w:rPr>
                 <w:lang w:val="en-US"/>
               </w:rPr>
-              <w:t xml:space="preserve">p, </w:t>
+              <w:t>p</w:t>
+            </w:r>
+            <w:r>
+              <w:t xml:space="preserve">, </w:t>
             </w:r>
             <w:r>
               <w:t>кПа</w:t>
@@ -13900,11 +13925,1496 @@
         <w:ind w:firstLine="0"/>
         <w:jc w:val="left"/>
       </w:pPr>
+    </w:p>
+    <w:p>
+      <w:pPr>
+        <w:spacing w:line="259" w:lineRule="auto"/>
+        <w:ind w:firstLine="0"/>
+        <w:jc w:val="left"/>
+      </w:pPr>
+    </w:p>
+    <w:p>
+      <w:pPr>
+        <w:spacing w:line="259" w:lineRule="auto"/>
+        <w:ind w:firstLine="0"/>
+        <w:jc w:val="left"/>
+      </w:pPr>
+    </w:p>
+    <w:p>
+      <w:pPr>
+        <w:spacing w:line="259" w:lineRule="auto"/>
+        <w:ind w:firstLine="0"/>
+        <w:jc w:val="left"/>
+      </w:pPr>
+    </w:p>
+    <w:p>
+      <w:pPr>
+        <w:spacing w:line="259" w:lineRule="auto"/>
+        <w:ind w:firstLine="0"/>
+        <w:jc w:val="left"/>
+      </w:pPr>
+    </w:p>
+    <w:p>
+      <w:pPr>
+        <w:spacing w:line="259" w:lineRule="auto"/>
+        <w:ind w:firstLine="0"/>
+        <w:jc w:val="left"/>
+      </w:pPr>
+    </w:p>
+    <w:p>
+      <w:pPr>
+        <w:spacing w:line="259" w:lineRule="auto"/>
+        <w:ind w:firstLine="0"/>
+        <w:jc w:val="left"/>
+      </w:pPr>
+    </w:p>
+    <w:p>
+      <w:pPr>
+        <w:spacing w:line="259" w:lineRule="auto"/>
+        <w:ind w:firstLine="0"/>
+        <w:jc w:val="left"/>
+      </w:pPr>
+    </w:p>
+    <w:p>
+      <w:pPr>
+        <w:spacing w:line="259" w:lineRule="auto"/>
+        <w:ind w:firstLine="0"/>
+        <w:jc w:val="left"/>
+      </w:pPr>
+    </w:p>
+    <w:tbl>
+      <w:tblPr>
+        <w:tblStyle w:val="ad"/>
+        <w:tblW w:w="0" w:type="auto"/>
+        <w:tblLook w:val="04A0" w:firstRow="1" w:lastRow="0" w:firstColumn="1" w:lastColumn="0" w:noHBand="0" w:noVBand="1"/>
+      </w:tblPr>
+      <w:tblGrid>
+        <w:gridCol w:w="2548"/>
+        <w:gridCol w:w="2549"/>
+        <w:gridCol w:w="2549"/>
+        <w:gridCol w:w="2549"/>
+      </w:tblGrid>
+      <w:tr>
+        <w:tc>
+          <w:tcPr>
+            <w:tcW w:w="2548" w:type="dxa"/>
+          </w:tcPr>
+          <w:p>
+            <w:pPr>
+              <w:spacing w:line="259" w:lineRule="auto"/>
+              <w:ind w:firstLine="0"/>
+              <w:jc w:val="left"/>
+            </w:pPr>
+            <w:r>
+              <w:lastRenderedPageBreak/>
+              <w:t xml:space="preserve">Реакция </w:t>
+            </w:r>
+          </w:p>
+        </w:tc>
+        <w:tc>
+          <w:tcPr>
+            <w:tcW w:w="7647" w:type="dxa"/>
+            <w:gridSpan w:val="3"/>
+          </w:tcPr>
+          <w:p>
+            <w:pPr>
+              <w:spacing w:line="259" w:lineRule="auto"/>
+              <w:ind w:firstLine="0"/>
+              <w:jc w:val="left"/>
+              <w:rPr>
+                <w:lang w:val="en-US"/>
+              </w:rPr>
+            </w:pPr>
+            <m:oMathPara>
+              <m:oMath>
+                <m:sSub>
+                  <m:sSubPr>
+                    <m:ctrlPr>
+                      <w:rPr>
+                        <w:rFonts w:ascii="Cambria Math" w:hAnsi="Cambria Math"/>
+                        <w:i/>
+                        <w:lang w:val="en-US"/>
+                      </w:rPr>
+                    </m:ctrlPr>
+                  </m:sSubPr>
+                  <m:e>
+                    <m:r>
+                      <w:rPr>
+                        <w:rFonts w:ascii="Cambria Math" w:hAnsi="Cambria Math"/>
+                        <w:lang w:val="en-US"/>
+                      </w:rPr>
+                      <m:t>C</m:t>
+                    </m:r>
+                  </m:e>
+                  <m:sub>
+                    <m:r>
+                      <w:rPr>
+                        <w:rFonts w:ascii="Cambria Math" w:hAnsi="Cambria Math"/>
+                        <w:lang w:val="en-US"/>
+                      </w:rPr>
+                      <m:t>2</m:t>
+                    </m:r>
+                  </m:sub>
+                </m:sSub>
+                <m:sSub>
+                  <m:sSubPr>
+                    <m:ctrlPr>
+                      <w:rPr>
+                        <w:rFonts w:ascii="Cambria Math" w:hAnsi="Cambria Math"/>
+                        <w:i/>
+                        <w:lang w:val="en-US"/>
+                      </w:rPr>
+                    </m:ctrlPr>
+                  </m:sSubPr>
+                  <m:e>
+                    <m:r>
+                      <w:rPr>
+                        <w:rFonts w:ascii="Cambria Math" w:hAnsi="Cambria Math"/>
+                        <w:lang w:val="en-US"/>
+                      </w:rPr>
+                      <m:t>H</m:t>
+                    </m:r>
+                  </m:e>
+                  <m:sub>
+                    <m:r>
+                      <w:rPr>
+                        <w:rFonts w:ascii="Cambria Math" w:hAnsi="Cambria Math"/>
+                        <w:lang w:val="en-US"/>
+                      </w:rPr>
+                      <m:t>5</m:t>
+                    </m:r>
+                  </m:sub>
+                </m:sSub>
+                <m:r>
+                  <w:rPr>
+                    <w:rFonts w:ascii="Cambria Math" w:hAnsi="Cambria Math"/>
+                    <w:lang w:val="en-US"/>
+                  </w:rPr>
+                  <m:t>Cl→</m:t>
+                </m:r>
+                <m:sSub>
+                  <m:sSubPr>
+                    <m:ctrlPr>
+                      <w:rPr>
+                        <w:rFonts w:ascii="Cambria Math" w:hAnsi="Cambria Math"/>
+                        <w:i/>
+                        <w:lang w:val="en-US"/>
+                      </w:rPr>
+                    </m:ctrlPr>
+                  </m:sSubPr>
+                  <m:e>
+                    <m:r>
+                      <w:rPr>
+                        <w:rFonts w:ascii="Cambria Math" w:hAnsi="Cambria Math"/>
+                        <w:lang w:val="en-US"/>
+                      </w:rPr>
+                      <m:t>C</m:t>
+                    </m:r>
+                  </m:e>
+                  <m:sub>
+                    <m:r>
+                      <w:rPr>
+                        <w:rFonts w:ascii="Cambria Math" w:hAnsi="Cambria Math"/>
+                        <w:lang w:val="en-US"/>
+                      </w:rPr>
+                      <m:t>2</m:t>
+                    </m:r>
+                  </m:sub>
+                </m:sSub>
+                <m:sSub>
+                  <m:sSubPr>
+                    <m:ctrlPr>
+                      <w:rPr>
+                        <w:rFonts w:ascii="Cambria Math" w:hAnsi="Cambria Math"/>
+                        <w:i/>
+                        <w:lang w:val="en-US"/>
+                      </w:rPr>
+                    </m:ctrlPr>
+                  </m:sSubPr>
+                  <m:e>
+                    <m:r>
+                      <w:rPr>
+                        <w:rFonts w:ascii="Cambria Math" w:hAnsi="Cambria Math"/>
+                        <w:lang w:val="en-US"/>
+                      </w:rPr>
+                      <m:t>H</m:t>
+                    </m:r>
+                  </m:e>
+                  <m:sub>
+                    <m:r>
+                      <w:rPr>
+                        <w:rFonts w:ascii="Cambria Math" w:hAnsi="Cambria Math"/>
+                        <w:lang w:val="en-US"/>
+                      </w:rPr>
+                      <m:t>4</m:t>
+                    </m:r>
+                  </m:sub>
+                </m:sSub>
+                <m:r>
+                  <w:rPr>
+                    <w:rFonts w:ascii="Cambria Math" w:hAnsi="Cambria Math"/>
+                    <w:lang w:val="en-US"/>
+                  </w:rPr>
+                  <m:t>+HCl</m:t>
+                </m:r>
+              </m:oMath>
+            </m:oMathPara>
+          </w:p>
+        </w:tc>
+      </w:tr>
+      <w:tr>
+        <w:tc>
+          <w:tcPr>
+            <w:tcW w:w="2548" w:type="dxa"/>
+          </w:tcPr>
+          <w:p>
+            <w:pPr>
+              <w:spacing w:line="259" w:lineRule="auto"/>
+              <w:ind w:firstLine="0"/>
+              <w:jc w:val="left"/>
+              <w:rPr>
+                <w:lang w:val="en-US"/>
+              </w:rPr>
+            </w:pPr>
+            <w:r>
+              <w:t xml:space="preserve">Начало опыта </w:t>
+            </w:r>
+            <w:r>
+              <w:rPr>
+                <w:lang w:val="en-US"/>
+              </w:rPr>
+              <w:t>t = 0</w:t>
+            </w:r>
+          </w:p>
+        </w:tc>
+        <w:tc>
+          <w:tcPr>
+            <w:tcW w:w="2549" w:type="dxa"/>
+          </w:tcPr>
+          <w:p>
+            <w:pPr>
+              <w:spacing w:line="259" w:lineRule="auto"/>
+              <w:ind w:firstLine="0"/>
+              <w:jc w:val="left"/>
+            </w:pPr>
+            <m:oMathPara>
+              <m:oMath>
+                <m:sSub>
+                  <m:sSubPr>
+                    <m:ctrlPr>
+                      <w:rPr>
+                        <w:rFonts w:ascii="Cambria Math" w:hAnsi="Cambria Math"/>
+                      </w:rPr>
+                    </m:ctrlPr>
+                  </m:sSubPr>
+                  <m:e>
+                    <m:r>
+                      <m:rPr>
+                        <m:sty m:val="p"/>
+                      </m:rPr>
+                      <w:rPr>
+                        <w:rFonts w:ascii="Cambria Math" w:hAnsi="Cambria Math"/>
+                      </w:rPr>
+                      <m:t>n</m:t>
+                    </m:r>
+                  </m:e>
+                  <m:sub>
+                    <m:r>
+                      <m:rPr>
+                        <m:sty m:val="p"/>
+                      </m:rPr>
+                      <w:rPr>
+                        <w:rFonts w:ascii="Cambria Math" w:hAnsi="Cambria Math"/>
+                      </w:rPr>
+                      <m:t>0</m:t>
+                    </m:r>
+                  </m:sub>
+                </m:sSub>
+                <m:r>
+                  <w:rPr>
+                    <w:rFonts w:ascii="Cambria Math" w:hAnsi="Cambria Math"/>
+                  </w:rPr>
+                  <m:t>(</m:t>
+                </m:r>
+                <m:sSub>
+                  <m:sSubPr>
+                    <m:ctrlPr>
+                      <w:rPr>
+                        <w:rFonts w:ascii="Cambria Math" w:hAnsi="Cambria Math"/>
+                        <w:i/>
+                      </w:rPr>
+                    </m:ctrlPr>
+                  </m:sSubPr>
+                  <m:e>
+                    <m:r>
+                      <w:rPr>
+                        <w:rFonts w:ascii="Cambria Math" w:hAnsi="Cambria Math"/>
+                      </w:rPr>
+                      <m:t>p</m:t>
+                    </m:r>
+                  </m:e>
+                  <m:sub>
+                    <m:r>
+                      <w:rPr>
+                        <w:rFonts w:ascii="Cambria Math" w:hAnsi="Cambria Math"/>
+                      </w:rPr>
+                      <m:t>0</m:t>
+                    </m:r>
+                  </m:sub>
+                </m:sSub>
+                <m:r>
+                  <w:rPr>
+                    <w:rFonts w:ascii="Cambria Math" w:hAnsi="Cambria Math"/>
+                  </w:rPr>
+                  <m:t>)</m:t>
+                </m:r>
+              </m:oMath>
+            </m:oMathPara>
+          </w:p>
+        </w:tc>
+        <w:tc>
+          <w:tcPr>
+            <w:tcW w:w="2549" w:type="dxa"/>
+          </w:tcPr>
+          <w:p>
+            <w:pPr>
+              <w:spacing w:line="259" w:lineRule="auto"/>
+              <w:ind w:firstLine="0"/>
+              <w:jc w:val="left"/>
+              <w:rPr>
+                <w:i/>
+              </w:rPr>
+            </w:pPr>
+            <m:oMathPara>
+              <m:oMath>
+                <m:r>
+                  <m:rPr>
+                    <m:sty m:val="p"/>
+                  </m:rPr>
+                  <w:rPr>
+                    <w:rFonts w:ascii="Cambria Math" w:hAnsi="Cambria Math"/>
+                  </w:rPr>
+                  <m:t>0</m:t>
+                </m:r>
+              </m:oMath>
+            </m:oMathPara>
+          </w:p>
+        </w:tc>
+        <w:tc>
+          <w:tcPr>
+            <w:tcW w:w="2549" w:type="dxa"/>
+          </w:tcPr>
+          <w:p>
+            <w:pPr>
+              <w:spacing w:line="259" w:lineRule="auto"/>
+              <w:ind w:firstLine="0"/>
+              <w:jc w:val="left"/>
+            </w:pPr>
+            <m:oMathPara>
+              <m:oMath>
+                <m:r>
+                  <w:rPr>
+                    <w:rFonts w:ascii="Cambria Math" w:hAnsi="Cambria Math"/>
+                  </w:rPr>
+                  <m:t>0</m:t>
+                </m:r>
+              </m:oMath>
+            </m:oMathPara>
+          </w:p>
+        </w:tc>
+      </w:tr>
+      <w:tr>
+        <w:tc>
+          <w:tcPr>
+            <w:tcW w:w="2548" w:type="dxa"/>
+          </w:tcPr>
+          <w:p>
+            <w:pPr>
+              <w:spacing w:line="259" w:lineRule="auto"/>
+              <w:ind w:firstLine="0"/>
+              <w:jc w:val="left"/>
+            </w:pPr>
+            <w:r>
+              <w:t>Текущ. Знач. (</w:t>
+            </w:r>
+            <w:r>
+              <w:rPr>
+                <w:lang w:val="en-US"/>
+              </w:rPr>
+              <w:t>t &gt; 0</w:t>
+            </w:r>
+            <w:r>
+              <w:t>)</w:t>
+            </w:r>
+          </w:p>
+        </w:tc>
+        <w:tc>
+          <w:tcPr>
+            <w:tcW w:w="2549" w:type="dxa"/>
+          </w:tcPr>
+          <w:p>
+            <w:pPr>
+              <w:spacing w:line="259" w:lineRule="auto"/>
+              <w:ind w:firstLine="0"/>
+              <w:jc w:val="left"/>
+              <w:rPr>
+                <w:rFonts w:eastAsiaTheme="minorEastAsia"/>
+              </w:rPr>
+            </w:pPr>
+            <m:oMathPara>
+              <m:oMath>
+                <m:sSub>
+                  <m:sSubPr>
+                    <m:ctrlPr>
+                      <w:rPr>
+                        <w:rFonts w:ascii="Cambria Math" w:hAnsi="Cambria Math"/>
+                      </w:rPr>
+                    </m:ctrlPr>
+                  </m:sSubPr>
+                  <m:e>
+                    <m:r>
+                      <m:rPr>
+                        <m:sty m:val="p"/>
+                      </m:rPr>
+                      <w:rPr>
+                        <w:rFonts w:ascii="Cambria Math" w:hAnsi="Cambria Math"/>
+                      </w:rPr>
+                      <m:t>n</m:t>
+                    </m:r>
+                  </m:e>
+                  <m:sub>
+                    <m:r>
+                      <m:rPr>
+                        <m:sty m:val="p"/>
+                      </m:rPr>
+                      <w:rPr>
+                        <w:rFonts w:ascii="Cambria Math" w:hAnsi="Cambria Math"/>
+                      </w:rPr>
+                      <m:t>0</m:t>
+                    </m:r>
+                  </m:sub>
+                </m:sSub>
+                <m:r>
+                  <w:rPr>
+                    <w:rFonts w:ascii="Cambria Math" w:hAnsi="Cambria Math"/>
+                  </w:rPr>
+                  <m:t>-</m:t>
+                </m:r>
+                <m:sSub>
+                  <m:sSubPr>
+                    <m:ctrlPr>
+                      <w:rPr>
+                        <w:rFonts w:ascii="Cambria Math" w:hAnsi="Cambria Math"/>
+                        <w:i/>
+                      </w:rPr>
+                    </m:ctrlPr>
+                  </m:sSubPr>
+                  <m:e>
+                    <m:r>
+                      <w:rPr>
+                        <w:rFonts w:ascii="Cambria Math" w:hAnsi="Cambria Math"/>
+                      </w:rPr>
+                      <m:t>n</m:t>
+                    </m:r>
+                  </m:e>
+                  <m:sub>
+                    <m:r>
+                      <w:rPr>
+                        <w:rFonts w:ascii="Cambria Math" w:hAnsi="Cambria Math"/>
+                      </w:rPr>
+                      <m:t>x</m:t>
+                    </m:r>
+                  </m:sub>
+                </m:sSub>
+                <m:r>
+                  <w:rPr>
+                    <w:rFonts w:ascii="Cambria Math" w:hAnsi="Cambria Math"/>
+                  </w:rPr>
+                  <m:t xml:space="preserve"> </m:t>
+                </m:r>
+              </m:oMath>
+            </m:oMathPara>
+          </w:p>
+          <w:p>
+            <w:pPr>
+              <w:spacing w:line="259" w:lineRule="auto"/>
+              <w:ind w:firstLine="0"/>
+              <w:jc w:val="left"/>
+              <w:rPr>
+                <w:rFonts w:eastAsiaTheme="minorEastAsia"/>
+                <w:i/>
+              </w:rPr>
+            </w:pPr>
+            <m:oMathPara>
+              <m:oMath>
+                <m:sSub>
+                  <m:sSubPr>
+                    <m:ctrlPr>
+                      <w:rPr>
+                        <w:rFonts w:ascii="Cambria Math" w:hAnsi="Cambria Math"/>
+                        <w:i/>
+                      </w:rPr>
+                    </m:ctrlPr>
+                  </m:sSubPr>
+                  <m:e>
+                    <m:r>
+                      <w:rPr>
+                        <w:rFonts w:ascii="Cambria Math" w:hAnsi="Cambria Math"/>
+                      </w:rPr>
+                      <m:t>p</m:t>
+                    </m:r>
+                  </m:e>
+                  <m:sub>
+                    <m:r>
+                      <w:rPr>
+                        <w:rFonts w:ascii="Cambria Math" w:hAnsi="Cambria Math"/>
+                      </w:rPr>
+                      <m:t>0</m:t>
+                    </m:r>
+                  </m:sub>
+                </m:sSub>
+                <m:r>
+                  <w:rPr>
+                    <w:rFonts w:ascii="Cambria Math" w:hAnsi="Cambria Math"/>
+                  </w:rPr>
+                  <m:t>-</m:t>
+                </m:r>
+                <m:sSub>
+                  <m:sSubPr>
+                    <m:ctrlPr>
+                      <w:rPr>
+                        <w:rFonts w:ascii="Cambria Math" w:hAnsi="Cambria Math"/>
+                        <w:i/>
+                      </w:rPr>
+                    </m:ctrlPr>
+                  </m:sSubPr>
+                  <m:e>
+                    <m:r>
+                      <w:rPr>
+                        <w:rFonts w:ascii="Cambria Math" w:hAnsi="Cambria Math"/>
+                      </w:rPr>
+                      <m:t>p</m:t>
+                    </m:r>
+                  </m:e>
+                  <m:sub>
+                    <m:r>
+                      <w:rPr>
+                        <w:rFonts w:ascii="Cambria Math" w:hAnsi="Cambria Math"/>
+                      </w:rPr>
+                      <m:t>x</m:t>
+                    </m:r>
+                  </m:sub>
+                </m:sSub>
+              </m:oMath>
+            </m:oMathPara>
+          </w:p>
+        </w:tc>
+        <w:tc>
+          <w:tcPr>
+            <w:tcW w:w="2549" w:type="dxa"/>
+          </w:tcPr>
+          <w:p>
+            <w:pPr>
+              <w:spacing w:line="259" w:lineRule="auto"/>
+              <w:ind w:firstLine="0"/>
+              <w:jc w:val="left"/>
+              <w:rPr>
+                <w:rFonts w:eastAsiaTheme="minorEastAsia"/>
+              </w:rPr>
+            </w:pPr>
+            <m:oMathPara>
+              <m:oMath>
+                <m:sSub>
+                  <m:sSubPr>
+                    <m:ctrlPr>
+                      <w:rPr>
+                        <w:rFonts w:ascii="Cambria Math" w:hAnsi="Cambria Math"/>
+                        <w:i/>
+                      </w:rPr>
+                    </m:ctrlPr>
+                  </m:sSubPr>
+                  <m:e>
+                    <m:r>
+                      <w:rPr>
+                        <w:rFonts w:ascii="Cambria Math" w:hAnsi="Cambria Math"/>
+                      </w:rPr>
+                      <m:t>n</m:t>
+                    </m:r>
+                  </m:e>
+                  <m:sub>
+                    <m:r>
+                      <w:rPr>
+                        <w:rFonts w:ascii="Cambria Math" w:hAnsi="Cambria Math"/>
+                      </w:rPr>
+                      <m:t>x</m:t>
+                    </m:r>
+                  </m:sub>
+                </m:sSub>
+              </m:oMath>
+            </m:oMathPara>
+          </w:p>
+          <w:p>
+            <w:pPr>
+              <w:spacing w:line="259" w:lineRule="auto"/>
+              <w:ind w:firstLine="0"/>
+              <w:jc w:val="left"/>
+            </w:pPr>
+            <m:oMathPara>
+              <m:oMath>
+                <m:sSub>
+                  <m:sSubPr>
+                    <m:ctrlPr>
+                      <w:rPr>
+                        <w:rFonts w:ascii="Cambria Math" w:hAnsi="Cambria Math"/>
+                        <w:i/>
+                      </w:rPr>
+                    </m:ctrlPr>
+                  </m:sSubPr>
+                  <m:e>
+                    <m:r>
+                      <w:rPr>
+                        <w:rFonts w:ascii="Cambria Math" w:hAnsi="Cambria Math"/>
+                      </w:rPr>
+                      <m:t>p</m:t>
+                    </m:r>
+                  </m:e>
+                  <m:sub>
+                    <m:r>
+                      <w:rPr>
+                        <w:rFonts w:ascii="Cambria Math" w:hAnsi="Cambria Math"/>
+                      </w:rPr>
+                      <m:t>x</m:t>
+                    </m:r>
+                  </m:sub>
+                </m:sSub>
+              </m:oMath>
+            </m:oMathPara>
+          </w:p>
+        </w:tc>
+        <w:tc>
+          <w:tcPr>
+            <w:tcW w:w="2549" w:type="dxa"/>
+          </w:tcPr>
+          <w:p>
+            <w:pPr>
+              <w:spacing w:line="259" w:lineRule="auto"/>
+              <w:ind w:firstLine="0"/>
+              <w:jc w:val="left"/>
+              <w:rPr>
+                <w:rFonts w:eastAsiaTheme="minorEastAsia"/>
+              </w:rPr>
+            </w:pPr>
+            <m:oMathPara>
+              <m:oMath>
+                <m:sSub>
+                  <m:sSubPr>
+                    <m:ctrlPr>
+                      <w:rPr>
+                        <w:rFonts w:ascii="Cambria Math" w:hAnsi="Cambria Math"/>
+                        <w:i/>
+                      </w:rPr>
+                    </m:ctrlPr>
+                  </m:sSubPr>
+                  <m:e>
+                    <m:r>
+                      <w:rPr>
+                        <w:rFonts w:ascii="Cambria Math" w:hAnsi="Cambria Math"/>
+                      </w:rPr>
+                      <m:t>n</m:t>
+                    </m:r>
+                  </m:e>
+                  <m:sub>
+                    <m:r>
+                      <w:rPr>
+                        <w:rFonts w:ascii="Cambria Math" w:hAnsi="Cambria Math"/>
+                      </w:rPr>
+                      <m:t>x</m:t>
+                    </m:r>
+                  </m:sub>
+                </m:sSub>
+              </m:oMath>
+            </m:oMathPara>
+          </w:p>
+          <w:p>
+            <w:pPr>
+              <w:spacing w:line="259" w:lineRule="auto"/>
+              <w:ind w:firstLine="0"/>
+              <w:jc w:val="left"/>
+              <w:rPr>
+                <w:rFonts w:eastAsiaTheme="minorEastAsia"/>
+              </w:rPr>
+            </w:pPr>
+            <m:oMathPara>
+              <m:oMath>
+                <m:sSub>
+                  <m:sSubPr>
+                    <m:ctrlPr>
+                      <w:rPr>
+                        <w:rFonts w:ascii="Cambria Math" w:hAnsi="Cambria Math"/>
+                        <w:i/>
+                      </w:rPr>
+                    </m:ctrlPr>
+                  </m:sSubPr>
+                  <m:e>
+                    <m:r>
+                      <w:rPr>
+                        <w:rFonts w:ascii="Cambria Math" w:hAnsi="Cambria Math"/>
+                      </w:rPr>
+                      <m:t>p</m:t>
+                    </m:r>
+                  </m:e>
+                  <m:sub>
+                    <m:r>
+                      <w:rPr>
+                        <w:rFonts w:ascii="Cambria Math" w:hAnsi="Cambria Math"/>
+                      </w:rPr>
+                      <m:t>x</m:t>
+                    </m:r>
+                  </m:sub>
+                </m:sSub>
+              </m:oMath>
+            </m:oMathPara>
+          </w:p>
+        </w:tc>
+      </w:tr>
+    </w:tbl>
+    <w:p>
+      <w:pPr>
+        <w:spacing w:line="259" w:lineRule="auto"/>
+        <w:ind w:firstLine="0"/>
+        <w:jc w:val="left"/>
+      </w:pPr>
+    </w:p>
+    <w:p>
+      <w:pPr>
+        <w:spacing w:line="259" w:lineRule="auto"/>
+        <w:ind w:firstLine="0"/>
+        <w:jc w:val="left"/>
+        <w:rPr>
+          <w:rFonts w:eastAsiaTheme="minorEastAsia"/>
+        </w:rPr>
+      </w:pPr>
+      <m:oMathPara>
+        <m:oMath>
+          <m:sSub>
+            <m:sSubPr>
+              <m:ctrlPr>
+                <w:rPr>
+                  <w:rFonts w:ascii="Cambria Math" w:hAnsi="Cambria Math"/>
+                  <w:i/>
+                </w:rPr>
+              </m:ctrlPr>
+            </m:sSubPr>
+            <m:e>
+              <m:r>
+                <w:rPr>
+                  <w:rFonts w:ascii="Cambria Math" w:hAnsi="Cambria Math"/>
+                </w:rPr>
+                <m:t>p</m:t>
+              </m:r>
+            </m:e>
+            <m:sub>
+              <m:r>
+                <w:rPr>
+                  <w:rFonts w:ascii="Cambria Math" w:hAnsi="Cambria Math"/>
+                </w:rPr>
+                <m:t>x</m:t>
+              </m:r>
+            </m:sub>
+          </m:sSub>
+          <m:r>
+            <w:rPr>
+              <w:rFonts w:ascii="Cambria Math" w:hAnsi="Cambria Math"/>
+            </w:rPr>
+            <m:t>=</m:t>
+          </m:r>
+          <m:f>
+            <m:fPr>
+              <m:ctrlPr>
+                <w:rPr>
+                  <w:rFonts w:ascii="Cambria Math" w:hAnsi="Cambria Math"/>
+                  <w:i/>
+                </w:rPr>
+              </m:ctrlPr>
+            </m:fPr>
+            <m:num>
+              <m:sSub>
+                <m:sSubPr>
+                  <m:ctrlPr>
+                    <w:rPr>
+                      <w:rFonts w:ascii="Cambria Math" w:hAnsi="Cambria Math"/>
+                      <w:i/>
+                    </w:rPr>
+                  </m:ctrlPr>
+                </m:sSubPr>
+                <m:e>
+                  <m:r>
+                    <w:rPr>
+                      <w:rFonts w:ascii="Cambria Math" w:hAnsi="Cambria Math"/>
+                    </w:rPr>
+                    <m:t>n</m:t>
+                  </m:r>
+                </m:e>
+                <m:sub>
+                  <m:r>
+                    <w:rPr>
+                      <w:rFonts w:ascii="Cambria Math" w:hAnsi="Cambria Math"/>
+                    </w:rPr>
+                    <m:t>x</m:t>
+                  </m:r>
+                </m:sub>
+              </m:sSub>
+              <m:r>
+                <w:rPr>
+                  <w:rFonts w:ascii="Cambria Math" w:hAnsi="Cambria Math"/>
+                </w:rPr>
+                <m:t>RT</m:t>
+              </m:r>
+            </m:num>
+            <m:den>
+              <m:r>
+                <w:rPr>
+                  <w:rFonts w:ascii="Cambria Math" w:hAnsi="Cambria Math"/>
+                </w:rPr>
+                <m:t>V</m:t>
+              </m:r>
+            </m:den>
+          </m:f>
+        </m:oMath>
+      </m:oMathPara>
+    </w:p>
+    <w:p>
+      <w:pPr>
+        <w:spacing w:line="259" w:lineRule="auto"/>
+        <w:ind w:firstLine="0"/>
+        <w:jc w:val="left"/>
+        <w:rPr>
+          <w:rFonts w:eastAsiaTheme="minorEastAsia"/>
+        </w:rPr>
+      </w:pPr>
+      <w:r>
+        <w:rPr>
+          <w:rFonts w:eastAsiaTheme="minorEastAsia"/>
+        </w:rPr>
+        <w:t>Общее давление всех компонентов системы</w:t>
+      </w:r>
+    </w:p>
+    <w:p>
+      <w:pPr>
+        <w:spacing w:line="259" w:lineRule="auto"/>
+        <w:ind w:firstLine="0"/>
+        <w:jc w:val="left"/>
+        <w:rPr>
+          <w:rFonts w:eastAsiaTheme="minorEastAsia"/>
+        </w:rPr>
+      </w:pPr>
+      <m:oMathPara>
+        <m:oMath>
+          <m:r>
+            <w:rPr>
+              <w:rFonts w:ascii="Cambria Math" w:hAnsi="Cambria Math"/>
+            </w:rPr>
+            <m:t xml:space="preserve">p= </m:t>
+          </m:r>
+          <m:sSub>
+            <m:sSubPr>
+              <m:ctrlPr>
+                <w:rPr>
+                  <w:rFonts w:ascii="Cambria Math" w:hAnsi="Cambria Math"/>
+                  <w:i/>
+                </w:rPr>
+              </m:ctrlPr>
+            </m:sSubPr>
+            <m:e>
+              <m:r>
+                <w:rPr>
+                  <w:rFonts w:ascii="Cambria Math" w:hAnsi="Cambria Math"/>
+                </w:rPr>
+                <m:t>p</m:t>
+              </m:r>
+            </m:e>
+            <m:sub>
+              <m:r>
+                <w:rPr>
+                  <w:rFonts w:ascii="Cambria Math" w:hAnsi="Cambria Math"/>
+                </w:rPr>
+                <m:t>x</m:t>
+              </m:r>
+            </m:sub>
+          </m:sSub>
+          <m:r>
+            <w:rPr>
+              <w:rFonts w:ascii="Cambria Math" w:hAnsi="Cambria Math"/>
+            </w:rPr>
+            <m:t>+</m:t>
+          </m:r>
+          <m:sSub>
+            <m:sSubPr>
+              <m:ctrlPr>
+                <w:rPr>
+                  <w:rFonts w:ascii="Cambria Math" w:hAnsi="Cambria Math"/>
+                  <w:i/>
+                </w:rPr>
+              </m:ctrlPr>
+            </m:sSubPr>
+            <m:e>
+              <m:r>
+                <w:rPr>
+                  <w:rFonts w:ascii="Cambria Math" w:hAnsi="Cambria Math"/>
+                </w:rPr>
+                <m:t>p</m:t>
+              </m:r>
+            </m:e>
+            <m:sub>
+              <m:r>
+                <w:rPr>
+                  <w:rFonts w:ascii="Cambria Math" w:hAnsi="Cambria Math"/>
+                </w:rPr>
+                <m:t>x</m:t>
+              </m:r>
+            </m:sub>
+          </m:sSub>
+          <m:r>
+            <w:rPr>
+              <w:rFonts w:ascii="Cambria Math" w:hAnsi="Cambria Math"/>
+            </w:rPr>
+            <m:t>+</m:t>
+          </m:r>
+          <m:sSub>
+            <m:sSubPr>
+              <m:ctrlPr>
+                <w:rPr>
+                  <w:rFonts w:ascii="Cambria Math" w:hAnsi="Cambria Math"/>
+                  <w:i/>
+                </w:rPr>
+              </m:ctrlPr>
+            </m:sSubPr>
+            <m:e>
+              <m:r>
+                <w:rPr>
+                  <w:rFonts w:ascii="Cambria Math" w:hAnsi="Cambria Math"/>
+                </w:rPr>
+                <m:t>(p</m:t>
+              </m:r>
+            </m:e>
+            <m:sub>
+              <m:r>
+                <w:rPr>
+                  <w:rFonts w:ascii="Cambria Math" w:hAnsi="Cambria Math"/>
+                </w:rPr>
+                <m:t>0</m:t>
+              </m:r>
+            </m:sub>
+          </m:sSub>
+          <m:r>
+            <w:rPr>
+              <w:rFonts w:ascii="Cambria Math" w:hAnsi="Cambria Math"/>
+            </w:rPr>
+            <m:t>-</m:t>
+          </m:r>
+          <m:sSub>
+            <m:sSubPr>
+              <m:ctrlPr>
+                <w:rPr>
+                  <w:rFonts w:ascii="Cambria Math" w:hAnsi="Cambria Math"/>
+                  <w:i/>
+                </w:rPr>
+              </m:ctrlPr>
+            </m:sSubPr>
+            <m:e>
+              <m:r>
+                <w:rPr>
+                  <w:rFonts w:ascii="Cambria Math" w:hAnsi="Cambria Math"/>
+                </w:rPr>
+                <m:t>p</m:t>
+              </m:r>
+            </m:e>
+            <m:sub>
+              <m:r>
+                <w:rPr>
+                  <w:rFonts w:ascii="Cambria Math" w:hAnsi="Cambria Math"/>
+                </w:rPr>
+                <m:t>x</m:t>
+              </m:r>
+            </m:sub>
+          </m:sSub>
+          <m:r>
+            <w:rPr>
+              <w:rFonts w:ascii="Cambria Math" w:hAnsi="Cambria Math"/>
+            </w:rPr>
+            <m:t>)</m:t>
+          </m:r>
+          <m:r>
+            <w:rPr>
+              <w:rFonts w:ascii="Cambria Math" w:hAnsi="Cambria Math"/>
+            </w:rPr>
+            <m:t>=</m:t>
+          </m:r>
+          <m:sSub>
+            <m:sSubPr>
+              <m:ctrlPr>
+                <w:rPr>
+                  <w:rFonts w:ascii="Cambria Math" w:hAnsi="Cambria Math"/>
+                  <w:i/>
+                </w:rPr>
+              </m:ctrlPr>
+            </m:sSubPr>
+            <m:e>
+              <m:r>
+                <w:rPr>
+                  <w:rFonts w:ascii="Cambria Math" w:hAnsi="Cambria Math"/>
+                </w:rPr>
+                <m:t>p</m:t>
+              </m:r>
+            </m:e>
+            <m:sub>
+              <m:r>
+                <w:rPr>
+                  <w:rFonts w:ascii="Cambria Math" w:hAnsi="Cambria Math"/>
+                </w:rPr>
+                <m:t>0</m:t>
+              </m:r>
+            </m:sub>
+          </m:sSub>
+          <m:r>
+            <w:rPr>
+              <w:rFonts w:ascii="Cambria Math" w:eastAsiaTheme="minorEastAsia" w:hAnsi="Cambria Math"/>
+            </w:rPr>
+            <m:t>+</m:t>
+          </m:r>
+          <m:sSub>
+            <m:sSubPr>
+              <m:ctrlPr>
+                <w:rPr>
+                  <w:rFonts w:ascii="Cambria Math" w:eastAsiaTheme="minorEastAsia" w:hAnsi="Cambria Math"/>
+                  <w:i/>
+                </w:rPr>
+              </m:ctrlPr>
+            </m:sSubPr>
+            <m:e>
+              <m:r>
+                <w:rPr>
+                  <w:rFonts w:ascii="Cambria Math" w:eastAsiaTheme="minorEastAsia" w:hAnsi="Cambria Math"/>
+                </w:rPr>
+                <m:t>p</m:t>
+              </m:r>
+            </m:e>
+            <m:sub>
+              <m:r>
+                <w:rPr>
+                  <w:rFonts w:ascii="Cambria Math" w:eastAsiaTheme="minorEastAsia" w:hAnsi="Cambria Math"/>
+                </w:rPr>
+                <m:t>x</m:t>
+              </m:r>
+            </m:sub>
+          </m:sSub>
+        </m:oMath>
+      </m:oMathPara>
+    </w:p>
+    <w:p>
+      <w:pPr>
+        <w:spacing w:line="259" w:lineRule="auto"/>
+        <w:ind w:firstLine="0"/>
+        <w:jc w:val="left"/>
+        <w:rPr>
+          <w:rFonts w:eastAsiaTheme="minorEastAsia"/>
+          <w:i/>
+        </w:rPr>
+      </w:pPr>
+      <m:oMathPara>
+        <m:oMath>
+          <m:sSub>
+            <m:sSubPr>
+              <m:ctrlPr>
+                <w:rPr>
+                  <w:rFonts w:ascii="Cambria Math" w:eastAsiaTheme="minorEastAsia" w:hAnsi="Cambria Math"/>
+                  <w:i/>
+                </w:rPr>
+              </m:ctrlPr>
+            </m:sSubPr>
+            <m:e>
+              <m:r>
+                <w:rPr>
+                  <w:rFonts w:ascii="Cambria Math" w:eastAsiaTheme="minorEastAsia" w:hAnsi="Cambria Math"/>
+                </w:rPr>
+                <m:t>p</m:t>
+              </m:r>
+            </m:e>
+            <m:sub>
+              <m:r>
+                <w:rPr>
+                  <w:rFonts w:ascii="Cambria Math" w:eastAsiaTheme="minorEastAsia" w:hAnsi="Cambria Math"/>
+                </w:rPr>
+                <m:t>x</m:t>
+              </m:r>
+            </m:sub>
+          </m:sSub>
+          <m:r>
+            <w:rPr>
+              <w:rFonts w:ascii="Cambria Math" w:eastAsiaTheme="minorEastAsia" w:hAnsi="Cambria Math"/>
+            </w:rPr>
+            <m:t>=p-</m:t>
+          </m:r>
+          <m:sSub>
+            <m:sSubPr>
+              <m:ctrlPr>
+                <w:rPr>
+                  <w:rFonts w:ascii="Cambria Math" w:eastAsiaTheme="minorEastAsia" w:hAnsi="Cambria Math"/>
+                  <w:i/>
+                </w:rPr>
+              </m:ctrlPr>
+            </m:sSubPr>
+            <m:e>
+              <m:r>
+                <w:rPr>
+                  <w:rFonts w:ascii="Cambria Math" w:eastAsiaTheme="minorEastAsia" w:hAnsi="Cambria Math"/>
+                </w:rPr>
+                <m:t>p</m:t>
+              </m:r>
+            </m:e>
+            <m:sub>
+              <m:r>
+                <w:rPr>
+                  <w:rFonts w:ascii="Cambria Math" w:eastAsiaTheme="minorEastAsia" w:hAnsi="Cambria Math"/>
+                </w:rPr>
+                <m:t>0</m:t>
+              </m:r>
+            </m:sub>
+          </m:sSub>
+        </m:oMath>
+      </m:oMathPara>
+    </w:p>
+    <w:p>
+      <w:pPr>
+        <w:spacing w:line="259" w:lineRule="auto"/>
+        <w:ind w:firstLine="0"/>
+        <w:jc w:val="left"/>
+        <w:rPr>
+          <w:rFonts w:eastAsiaTheme="minorEastAsia"/>
+          <w:iCs/>
+        </w:rPr>
+      </w:pPr>
+      <w:r>
+        <w:rPr>
+          <w:rFonts w:eastAsiaTheme="minorEastAsia"/>
+          <w:iCs/>
+        </w:rPr>
+        <w:t>Выразим парциальные давления</w:t>
+      </w:r>
+    </w:p>
+    <w:p>
+      <w:pPr>
+        <w:spacing w:line="259" w:lineRule="auto"/>
+        <w:ind w:firstLine="0"/>
+        <w:jc w:val="left"/>
+        <w:rPr>
+          <w:rFonts w:eastAsiaTheme="minorEastAsia"/>
+          <w:i/>
+          <w:iCs/>
+          <w:lang w:val="en-US"/>
+        </w:rPr>
+      </w:pPr>
+      <m:oMathPara>
+        <m:oMath>
+          <m:sSub>
+            <m:sSubPr>
+              <m:ctrlPr>
+                <w:rPr>
+                  <w:rFonts w:ascii="Cambria Math" w:hAnsi="Cambria Math"/>
+                  <w:i/>
+                </w:rPr>
+              </m:ctrlPr>
+            </m:sSubPr>
+            <m:e>
+              <m:r>
+                <w:rPr>
+                  <w:rFonts w:ascii="Cambria Math" w:hAnsi="Cambria Math"/>
+                </w:rPr>
+                <m:t>p</m:t>
+              </m:r>
+            </m:e>
+            <m:sub>
+              <m:r>
+                <w:rPr>
+                  <w:rFonts w:ascii="Cambria Math" w:hAnsi="Cambria Math"/>
+                </w:rPr>
+                <m:t>A</m:t>
+              </m:r>
+            </m:sub>
+          </m:sSub>
+          <m:r>
+            <w:rPr>
+              <w:rFonts w:ascii="Cambria Math" w:hAnsi="Cambria Math"/>
+            </w:rPr>
+            <m:t>=</m:t>
+          </m:r>
+          <m:sSub>
+            <m:sSubPr>
+              <m:ctrlPr>
+                <w:rPr>
+                  <w:rFonts w:ascii="Cambria Math" w:hAnsi="Cambria Math"/>
+                  <w:i/>
+                </w:rPr>
+              </m:ctrlPr>
+            </m:sSubPr>
+            <m:e>
+              <m:r>
+                <w:rPr>
+                  <w:rFonts w:ascii="Cambria Math" w:hAnsi="Cambria Math"/>
+                </w:rPr>
+                <m:t>p</m:t>
+              </m:r>
+            </m:e>
+            <m:sub>
+              <m:r>
+                <w:rPr>
+                  <w:rFonts w:ascii="Cambria Math" w:hAnsi="Cambria Math"/>
+                </w:rPr>
+                <m:t>0</m:t>
+              </m:r>
+            </m:sub>
+          </m:sSub>
+          <m:r>
+            <w:rPr>
+              <w:rFonts w:ascii="Cambria Math" w:hAnsi="Cambria Math"/>
+            </w:rPr>
+            <m:t>-</m:t>
+          </m:r>
+          <m:sSub>
+            <m:sSubPr>
+              <m:ctrlPr>
+                <w:rPr>
+                  <w:rFonts w:ascii="Cambria Math" w:hAnsi="Cambria Math"/>
+                  <w:i/>
+                </w:rPr>
+              </m:ctrlPr>
+            </m:sSubPr>
+            <m:e>
+              <m:r>
+                <w:rPr>
+                  <w:rFonts w:ascii="Cambria Math" w:hAnsi="Cambria Math"/>
+                </w:rPr>
+                <m:t>p</m:t>
+              </m:r>
+            </m:e>
+            <m:sub>
+              <m:r>
+                <w:rPr>
+                  <w:rFonts w:ascii="Cambria Math" w:hAnsi="Cambria Math"/>
+                </w:rPr>
+                <m:t>x</m:t>
+              </m:r>
+            </m:sub>
+          </m:sSub>
+          <m:r>
+            <w:rPr>
+              <w:rFonts w:ascii="Cambria Math" w:hAnsi="Cambria Math"/>
+            </w:rPr>
+            <m:t>=</m:t>
+          </m:r>
+          <m:sSub>
+            <m:sSubPr>
+              <m:ctrlPr>
+                <w:rPr>
+                  <w:rFonts w:ascii="Cambria Math" w:hAnsi="Cambria Math"/>
+                  <w:i/>
+                </w:rPr>
+              </m:ctrlPr>
+            </m:sSubPr>
+            <m:e>
+              <m:r>
+                <w:rPr>
+                  <w:rFonts w:ascii="Cambria Math" w:hAnsi="Cambria Math"/>
+                </w:rPr>
+                <m:t>p</m:t>
+              </m:r>
+            </m:e>
+            <m:sub>
+              <m:r>
+                <w:rPr>
+                  <w:rFonts w:ascii="Cambria Math" w:hAnsi="Cambria Math"/>
+                </w:rPr>
+                <m:t>0</m:t>
+              </m:r>
+            </m:sub>
+          </m:sSub>
+          <m:r>
+            <w:rPr>
+              <w:rFonts w:ascii="Cambria Math" w:hAnsi="Cambria Math"/>
+            </w:rPr>
+            <m:t>-</m:t>
+          </m:r>
+          <m:d>
+            <m:dPr>
+              <m:ctrlPr>
+                <w:rPr>
+                  <w:rFonts w:ascii="Cambria Math" w:hAnsi="Cambria Math"/>
+                  <w:i/>
+                </w:rPr>
+              </m:ctrlPr>
+            </m:dPr>
+            <m:e>
+              <m:r>
+                <w:rPr>
+                  <w:rFonts w:ascii="Cambria Math" w:hAnsi="Cambria Math"/>
+                </w:rPr>
+                <m:t xml:space="preserve"> </m:t>
+              </m:r>
+              <m:r>
+                <w:rPr>
+                  <w:rFonts w:ascii="Cambria Math" w:eastAsiaTheme="minorEastAsia" w:hAnsi="Cambria Math"/>
+                </w:rPr>
+                <m:t>p-</m:t>
+              </m:r>
+              <m:sSub>
+                <m:sSubPr>
+                  <m:ctrlPr>
+                    <w:rPr>
+                      <w:rFonts w:ascii="Cambria Math" w:eastAsiaTheme="minorEastAsia" w:hAnsi="Cambria Math"/>
+                      <w:i/>
+                    </w:rPr>
+                  </m:ctrlPr>
+                </m:sSubPr>
+                <m:e>
+                  <m:r>
+                    <w:rPr>
+                      <w:rFonts w:ascii="Cambria Math" w:eastAsiaTheme="minorEastAsia" w:hAnsi="Cambria Math"/>
+                    </w:rPr>
+                    <m:t>p</m:t>
+                  </m:r>
+                </m:e>
+                <m:sub>
+                  <m:r>
+                    <w:rPr>
+                      <w:rFonts w:ascii="Cambria Math" w:eastAsiaTheme="minorEastAsia" w:hAnsi="Cambria Math"/>
+                    </w:rPr>
+                    <m:t>0</m:t>
+                  </m:r>
+                </m:sub>
+              </m:sSub>
+              <m:ctrlPr>
+                <w:rPr>
+                  <w:rFonts w:ascii="Cambria Math" w:eastAsiaTheme="minorEastAsia" w:hAnsi="Cambria Math"/>
+                  <w:i/>
+                </w:rPr>
+              </m:ctrlPr>
+            </m:e>
+          </m:d>
+          <m:r>
+            <w:rPr>
+              <w:rFonts w:ascii="Cambria Math" w:eastAsiaTheme="minorEastAsia" w:hAnsi="Cambria Math"/>
+            </w:rPr>
+            <m:t>=</m:t>
+          </m:r>
+          <m:sSub>
+            <m:sSubPr>
+              <m:ctrlPr>
+                <w:rPr>
+                  <w:rFonts w:ascii="Cambria Math" w:eastAsiaTheme="minorEastAsia" w:hAnsi="Cambria Math"/>
+                  <w:i/>
+                </w:rPr>
+              </m:ctrlPr>
+            </m:sSubPr>
+            <m:e>
+              <m:r>
+                <w:rPr>
+                  <w:rFonts w:ascii="Cambria Math" w:eastAsiaTheme="minorEastAsia" w:hAnsi="Cambria Math"/>
+                </w:rPr>
+                <m:t>p</m:t>
+              </m:r>
+            </m:e>
+            <m:sub>
+              <m:r>
+                <w:rPr>
+                  <w:rFonts w:ascii="Cambria Math" w:eastAsiaTheme="minorEastAsia" w:hAnsi="Cambria Math"/>
+                </w:rPr>
+                <m:t>0</m:t>
+              </m:r>
+            </m:sub>
+          </m:sSub>
+          <m:r>
+            <w:rPr>
+              <w:rFonts w:ascii="Cambria Math" w:eastAsiaTheme="minorEastAsia" w:hAnsi="Cambria Math"/>
+            </w:rPr>
+            <m:t>+</m:t>
+          </m:r>
+          <m:sSub>
+            <m:sSubPr>
+              <m:ctrlPr>
+                <w:rPr>
+                  <w:rFonts w:ascii="Cambria Math" w:eastAsiaTheme="minorEastAsia" w:hAnsi="Cambria Math"/>
+                  <w:i/>
+                </w:rPr>
+              </m:ctrlPr>
+            </m:sSubPr>
+            <m:e>
+              <m:r>
+                <w:rPr>
+                  <w:rFonts w:ascii="Cambria Math" w:eastAsiaTheme="minorEastAsia" w:hAnsi="Cambria Math"/>
+                </w:rPr>
+                <m:t>p</m:t>
+              </m:r>
+            </m:e>
+            <m:sub>
+              <m:r>
+                <w:rPr>
+                  <w:rFonts w:ascii="Cambria Math" w:eastAsiaTheme="minorEastAsia" w:hAnsi="Cambria Math"/>
+                </w:rPr>
+                <m:t>0</m:t>
+              </m:r>
+            </m:sub>
+          </m:sSub>
+          <m:r>
+            <w:rPr>
+              <w:rFonts w:ascii="Cambria Math" w:eastAsiaTheme="minorEastAsia" w:hAnsi="Cambria Math"/>
+            </w:rPr>
+            <m:t>-p=2</m:t>
+          </m:r>
+          <m:sSub>
+            <m:sSubPr>
+              <m:ctrlPr>
+                <w:rPr>
+                  <w:rFonts w:ascii="Cambria Math" w:eastAsiaTheme="minorEastAsia" w:hAnsi="Cambria Math"/>
+                  <w:i/>
+                </w:rPr>
+              </m:ctrlPr>
+            </m:sSubPr>
+            <m:e>
+              <m:r>
+                <w:rPr>
+                  <w:rFonts w:ascii="Cambria Math" w:eastAsiaTheme="minorEastAsia" w:hAnsi="Cambria Math"/>
+                </w:rPr>
+                <m:t>p</m:t>
+              </m:r>
+            </m:e>
+            <m:sub>
+              <m:r>
+                <w:rPr>
+                  <w:rFonts w:ascii="Cambria Math" w:eastAsiaTheme="minorEastAsia" w:hAnsi="Cambria Math"/>
+                </w:rPr>
+                <m:t>0</m:t>
+              </m:r>
+            </m:sub>
+          </m:sSub>
+          <m:r>
+            <w:rPr>
+              <w:rFonts w:ascii="Cambria Math" w:eastAsiaTheme="minorEastAsia" w:hAnsi="Cambria Math"/>
+            </w:rPr>
+            <m:t>-p</m:t>
+          </m:r>
+        </m:oMath>
+      </m:oMathPara>
+    </w:p>
+    <w:p>
+      <w:pPr>
+        <w:spacing w:line="259" w:lineRule="auto"/>
+        <w:ind w:firstLine="0"/>
+        <w:jc w:val="left"/>
+      </w:pPr>
       <w:r>
         <w:rPr>
           <w:noProof/>
         </w:rPr>
-        <w:lastRenderedPageBreak/>
         <w:drawing>
           <wp:inline distT="0" distB="0" distL="0" distR="0" wp14:anchorId="2CF0DFF2" wp14:editId="0E949BFC">
             <wp:extent cx="6480175" cy="4489450"/>
@@ -13996,6 +15506,7 @@
         <w:jc w:val="left"/>
       </w:pPr>
       <w:r>
+        <w:lastRenderedPageBreak/>
         <w:t>Что соответствует в коде данным строка</w:t>
       </w:r>
     </w:p>
@@ -14231,7 +15742,6 @@
         <w:jc w:val="left"/>
       </w:pPr>
       <w:r>
-        <w:lastRenderedPageBreak/>
         <w:t>Время полупревращения:</w:t>
       </w:r>
       <w:r>
@@ -14314,6 +15824,7 @@
         <w:rPr>
           <w:noProof/>
         </w:rPr>
+        <w:lastRenderedPageBreak/>
         <w:drawing>
           <wp:inline distT="0" distB="0" distL="0" distR="0" wp14:anchorId="2A998C48" wp14:editId="27BA9DA9">
             <wp:extent cx="6480175" cy="4172585"/>
@@ -14455,7 +15966,6 @@
           <w:b w:val="0"/>
           <w:bCs w:val="0"/>
         </w:rPr>
-        <w:lastRenderedPageBreak/>
         <w:t>2-метилпентан: 0.013133 моль/л</w:t>
       </w:r>
     </w:p>
@@ -15333,6 +16843,95 @@
     </w:lvl>
   </w:abstractNum>
   <w:abstractNum w:abstractNumId="2" w15:restartNumberingAfterBreak="0">
+    <w:nsid w:val="21EC11D5"/>
+    <w:multiLevelType w:val="hybridMultilevel"/>
+    <w:tmpl w:val="68EA310E"/>
+    <w:lvl w:ilvl="0" w:tplc="0419000F">
+      <w:start w:val="1"/>
+      <w:numFmt w:val="decimal"/>
+      <w:lvlText w:val="%1."/>
+      <w:lvlJc w:val="left"/>
+      <w:pPr>
+        <w:ind w:left="720" w:hanging="360"/>
+      </w:pPr>
+      <w:rPr>
+        <w:rFonts w:hint="default"/>
+      </w:rPr>
+    </w:lvl>
+    <w:lvl w:ilvl="1" w:tplc="04190019" w:tentative="1">
+      <w:start w:val="1"/>
+      <w:numFmt w:val="lowerLetter"/>
+      <w:lvlText w:val="%2."/>
+      <w:lvlJc w:val="left"/>
+      <w:pPr>
+        <w:ind w:left="1440" w:hanging="360"/>
+      </w:pPr>
+    </w:lvl>
+    <w:lvl w:ilvl="2" w:tplc="0419001B" w:tentative="1">
+      <w:start w:val="1"/>
+      <w:numFmt w:val="lowerRoman"/>
+      <w:lvlText w:val="%3."/>
+      <w:lvlJc w:val="right"/>
+      <w:pPr>
+        <w:ind w:left="2160" w:hanging="180"/>
+      </w:pPr>
+    </w:lvl>
+    <w:lvl w:ilvl="3" w:tplc="0419000F" w:tentative="1">
+      <w:start w:val="1"/>
+      <w:numFmt w:val="decimal"/>
+      <w:lvlText w:val="%4."/>
+      <w:lvlJc w:val="left"/>
+      <w:pPr>
+        <w:ind w:left="2880" w:hanging="360"/>
+      </w:pPr>
+    </w:lvl>
+    <w:lvl w:ilvl="4" w:tplc="04190019" w:tentative="1">
+      <w:start w:val="1"/>
+      <w:numFmt w:val="lowerLetter"/>
+      <w:lvlText w:val="%5."/>
+      <w:lvlJc w:val="left"/>
+      <w:pPr>
+        <w:ind w:left="3600" w:hanging="360"/>
+      </w:pPr>
+    </w:lvl>
+    <w:lvl w:ilvl="5" w:tplc="0419001B" w:tentative="1">
+      <w:start w:val="1"/>
+      <w:numFmt w:val="lowerRoman"/>
+      <w:lvlText w:val="%6."/>
+      <w:lvlJc w:val="right"/>
+      <w:pPr>
+        <w:ind w:left="4320" w:hanging="180"/>
+      </w:pPr>
+    </w:lvl>
+    <w:lvl w:ilvl="6" w:tplc="0419000F" w:tentative="1">
+      <w:start w:val="1"/>
+      <w:numFmt w:val="decimal"/>
+      <w:lvlText w:val="%7."/>
+      <w:lvlJc w:val="left"/>
+      <w:pPr>
+        <w:ind w:left="5040" w:hanging="360"/>
+      </w:pPr>
+    </w:lvl>
+    <w:lvl w:ilvl="7" w:tplc="04190019" w:tentative="1">
+      <w:start w:val="1"/>
+      <w:numFmt w:val="lowerLetter"/>
+      <w:lvlText w:val="%8."/>
+      <w:lvlJc w:val="left"/>
+      <w:pPr>
+        <w:ind w:left="5760" w:hanging="360"/>
+      </w:pPr>
+    </w:lvl>
+    <w:lvl w:ilvl="8" w:tplc="0419001B" w:tentative="1">
+      <w:start w:val="1"/>
+      <w:numFmt w:val="lowerRoman"/>
+      <w:lvlText w:val="%9."/>
+      <w:lvlJc w:val="right"/>
+      <w:pPr>
+        <w:ind w:left="6480" w:hanging="180"/>
+      </w:pPr>
+    </w:lvl>
+  </w:abstractNum>
+  <w:abstractNum w:abstractNumId="3" w15:restartNumberingAfterBreak="0">
     <w:nsid w:val="2CDA7251"/>
     <w:multiLevelType w:val="multilevel"/>
     <w:tmpl w:val="D11A5F5C"/>
@@ -15481,7 +17080,7 @@
       </w:rPr>
     </w:lvl>
   </w:abstractNum>
-  <w:abstractNum w:abstractNumId="3" w15:restartNumberingAfterBreak="0">
+  <w:abstractNum w:abstractNumId="4" w15:restartNumberingAfterBreak="0">
     <w:nsid w:val="386531C5"/>
     <w:multiLevelType w:val="hybridMultilevel"/>
     <w:tmpl w:val="8FFAF064"/>
@@ -15570,7 +17169,7 @@
       </w:pPr>
     </w:lvl>
   </w:abstractNum>
-  <w:abstractNum w:abstractNumId="4" w15:restartNumberingAfterBreak="0">
+  <w:abstractNum w:abstractNumId="5" w15:restartNumberingAfterBreak="0">
     <w:nsid w:val="3BBB4062"/>
     <w:multiLevelType w:val="multilevel"/>
     <w:tmpl w:val="584CC37C"/>
@@ -15683,7 +17282,7 @@
       </w:pPr>
     </w:lvl>
   </w:abstractNum>
-  <w:abstractNum w:abstractNumId="5" w15:restartNumberingAfterBreak="0">
+  <w:abstractNum w:abstractNumId="6" w15:restartNumberingAfterBreak="0">
     <w:nsid w:val="4CD84291"/>
     <w:multiLevelType w:val="multilevel"/>
     <w:tmpl w:val="DD6AB176"/>
@@ -15800,7 +17399,7 @@
       </w:pPr>
     </w:lvl>
   </w:abstractNum>
-  <w:abstractNum w:abstractNumId="6" w15:restartNumberingAfterBreak="0">
+  <w:abstractNum w:abstractNumId="7" w15:restartNumberingAfterBreak="0">
     <w:nsid w:val="4CD84DF2"/>
     <w:multiLevelType w:val="multilevel"/>
     <w:tmpl w:val="ED6CDC78"/>
@@ -15949,7 +17548,7 @@
       </w:rPr>
     </w:lvl>
   </w:abstractNum>
-  <w:abstractNum w:abstractNumId="7" w15:restartNumberingAfterBreak="0">
+  <w:abstractNum w:abstractNumId="8" w15:restartNumberingAfterBreak="0">
     <w:nsid w:val="5E0C3CF2"/>
     <w:multiLevelType w:val="multilevel"/>
     <w:tmpl w:val="7C0EA760"/>
@@ -16066,7 +17665,7 @@
       </w:pPr>
     </w:lvl>
   </w:abstractNum>
-  <w:abstractNum w:abstractNumId="8" w15:restartNumberingAfterBreak="0">
+  <w:abstractNum w:abstractNumId="9" w15:restartNumberingAfterBreak="0">
     <w:nsid w:val="61CC2BEF"/>
     <w:multiLevelType w:val="hybridMultilevel"/>
     <w:tmpl w:val="5AF6EAAC"/>
@@ -16179,7 +17778,7 @@
       </w:rPr>
     </w:lvl>
   </w:abstractNum>
-  <w:abstractNum w:abstractNumId="9" w15:restartNumberingAfterBreak="0">
+  <w:abstractNum w:abstractNumId="10" w15:restartNumberingAfterBreak="0">
     <w:nsid w:val="6E73751B"/>
     <w:multiLevelType w:val="multilevel"/>
     <w:tmpl w:val="A92A588E"/>
@@ -16328,7 +17927,7 @@
       </w:rPr>
     </w:lvl>
   </w:abstractNum>
-  <w:abstractNum w:abstractNumId="10" w15:restartNumberingAfterBreak="0">
+  <w:abstractNum w:abstractNumId="11" w15:restartNumberingAfterBreak="0">
     <w:nsid w:val="782C150B"/>
     <w:multiLevelType w:val="multilevel"/>
     <w:tmpl w:val="13C81E72"/>
@@ -16481,34 +18080,37 @@
     <w:abstractNumId w:val="0"/>
   </w:num>
   <w:num w:numId="2">
-    <w:abstractNumId w:val="4"/>
+    <w:abstractNumId w:val="5"/>
   </w:num>
   <w:num w:numId="3">
-    <w:abstractNumId w:val="8"/>
+    <w:abstractNumId w:val="9"/>
   </w:num>
   <w:num w:numId="4">
-    <w:abstractNumId w:val="2"/>
+    <w:abstractNumId w:val="3"/>
   </w:num>
   <w:num w:numId="5">
+    <w:abstractNumId w:val="7"/>
+  </w:num>
+  <w:num w:numId="6">
+    <w:abstractNumId w:val="11"/>
+  </w:num>
+  <w:num w:numId="7">
     <w:abstractNumId w:val="6"/>
   </w:num>
-  <w:num w:numId="6">
-    <w:abstractNumId w:val="10"/>
-  </w:num>
-  <w:num w:numId="7">
-    <w:abstractNumId w:val="5"/>
-  </w:num>
   <w:num w:numId="8">
-    <w:abstractNumId w:val="7"/>
+    <w:abstractNumId w:val="8"/>
   </w:num>
   <w:num w:numId="9">
     <w:abstractNumId w:val="1"/>
   </w:num>
   <w:num w:numId="10">
-    <w:abstractNumId w:val="9"/>
+    <w:abstractNumId w:val="10"/>
   </w:num>
   <w:num w:numId="11">
-    <w:abstractNumId w:val="3"/>
+    <w:abstractNumId w:val="4"/>
+  </w:num>
+  <w:num w:numId="12">
+    <w:abstractNumId w:val="2"/>
   </w:num>
   <w:numIdMacAtCleanup w:val="10"/>
 </w:numbering>
